--- a/documentation/graefe_revision/Supplementary_Table_S1.docx
+++ b/documentation/graefe_revision/Supplementary_Table_S1.docx
@@ -2,13 +2,13 @@
 <file path=word/document.xml><?xml version="1.0" encoding="utf-8"?>
 <w:document xmlns:w="http://schemas.openxmlformats.org/wordprocessingml/2006/main" xmlns:m="http://schemas.openxmlformats.org/officeDocument/2006/math" xmlns:r="http://schemas.openxmlformats.org/officeDocument/2006/relationships" xmlns:o="urn:schemas-microsoft-com:office:office" xmlns:v="urn:schemas-microsoft-com:vml" xmlns:w10="urn:schemas-microsoft-com:office:word" xmlns:a="http://schemas.openxmlformats.org/drawingml/2006/main" xmlns:pic="http://schemas.openxmlformats.org/drawingml/2006/picture" xmlns:wp="http://schemas.openxmlformats.org/drawingml/2006/wordprocessingDrawing">
   <w:body>
-    <w:bookmarkStart w:id="13" w:name="X252087630407efaf49d6bfbd7d54dc16524ab77"/>
+    <w:bookmarkStart w:id="12" w:name="X0b80e7c4b3ab96032fa53b5ad7b4e03ad95d2d9"/>
     <w:p>
       <w:pPr>
         <w:pStyle w:val="Heading1"/>
       </w:pPr>
       <w:r>
-        <w:t xml:space="preserve">Supplementary Table S1 — Locked reference cut-points for rule-based morphological categorization and default Caliber Uniformity Score</w:t>
+        <w:t xml:space="preserve">Supplementary Table S1 — Reference cut-points for rule-based morphological categorization and Standardized Caliber Uniformity Score</w:t>
       </w:r>
     </w:p>
     <w:p>
@@ -16,16 +16,16 @@
         <w:pStyle w:val="FirstParagraph"/>
       </w:pPr>
       <w:r>
-        <w:t xml:space="preserve">Source: locked reference files used by the classifier and the default Standardized Caliber Uniformity Score (Complexity Score percentiles per acquisition stratum; device-/stratum-locked NV Diameter CV and Dilated vessel % cuts). Values are reporting-scale reference cuts, not claims of biological equivalence across devices. Classification-reference n for the small stratum is 34 in the locked Complexity percentile file; the primary analysis batch used for Tables 2–3 has n = 33 for that stratum.</w:t>
+        <w:t xml:space="preserve">Cut-points for the Complexity Score and the Standardized Caliber Uniformity Score (NV Diameter CV and dilated vessel fraction) are shown by imaging platform and field of view. Thresholds are stratum-specific and intended for within-platform classification and reporting; they do not imply biological equivalence across devices. For Optovue Solix (6×6 mm), the Complexity Score percentile reference was derived from n = 34 eyes; the primary analysis cohort in Tables 2–3 included n = 33 eyes in this stratum.</w:t>
       </w:r>
     </w:p>
-    <w:bookmarkStart w:id="9" w:name="Xa355738c95af999db8adfd28caab619f63c223d"/>
+    <w:bookmarkStart w:id="9" w:name="X9e5781c392a1e69b44af42fefcf35d63efbbe9a"/>
     <w:p>
       <w:pPr>
         <w:pStyle w:val="Heading2"/>
       </w:pPr>
       <w:r>
-        <w:t xml:space="preserve">A. Complexity Score percentile cut-points used in Level-1 subtype rules</w:t>
+        <w:t xml:space="preserve">A. Complexity Score percentile thresholds</w:t>
       </w:r>
     </w:p>
     <w:p>
@@ -33,7 +33,7 @@
         <w:pStyle w:val="FirstParagraph"/>
       </w:pPr>
       <w:r>
-        <w:t xml:space="preserve">P30 is not stored in the locked JSON and is linearly interpolated between P25 and P40 (same rule as the classifier).</w:t>
+        <w:t xml:space="preserve">The P30 threshold is obtained by linear interpolation between P25 and P40 and is not tabulated as a stored percentile cut-point, consistent with the morphological classification rule.</w:t>
       </w:r>
     </w:p>
     <w:tbl>
@@ -130,7 +130,7 @@
               <w:pStyle w:val="Compact"/>
             </w:pPr>
             <w:r>
-              <w:t xml:space="preserve">large (Zeiss PlexElite 6×6 mm)</w:t>
+              <w:t xml:space="preserve">Zeiss PlexElite (6×6 mm)</w:t>
             </w:r>
           </w:p>
         </w:tc>
@@ -198,7 +198,7 @@
               <w:pStyle w:val="Compact"/>
             </w:pPr>
             <w:r>
-              <w:t xml:space="preserve">small_3mm (Zeiss CIRRUS AngioPlex 3×3 mm)</w:t>
+              <w:t xml:space="preserve">Zeiss CIRRUS HD-OCT with AngioPlex (3×3 mm)</w:t>
             </w:r>
           </w:p>
         </w:tc>
@@ -266,7 +266,7 @@
               <w:pStyle w:val="Compact"/>
             </w:pPr>
             <w:r>
-              <w:t xml:space="preserve">small (Optovue Solix 6×6 mm)</w:t>
+              <w:t xml:space="preserve">Optovue Solix (6×6 mm)</w:t>
             </w:r>
           </w:p>
         </w:tc>
@@ -346,13 +346,13 @@
       </w:r>
     </w:p>
     <w:bookmarkEnd w:id="9"/>
-    <w:bookmarkStart w:id="10" w:name="X15e6b7c3b1703a6661a22faf641de45d566a888"/>
+    <w:bookmarkStart w:id="10" w:name="b.-complexity-score-percentiles"/>
     <w:p>
       <w:pPr>
         <w:pStyle w:val="Heading2"/>
       </w:pPr>
       <w:r>
-        <w:t xml:space="preserve">B. Extended Complexity Score percentiles (locked reference cohort)</w:t>
+        <w:t xml:space="preserve">B. Complexity Score percentiles</w:t>
       </w:r>
     </w:p>
     <w:tbl>
@@ -485,7 +485,7 @@
               <w:pStyle w:val="Compact"/>
             </w:pPr>
             <w:r>
-              <w:t xml:space="preserve">large</w:t>
+              <w:t xml:space="preserve">Zeiss PlexElite (6×6 mm)</w:t>
             </w:r>
           </w:p>
         </w:tc>
@@ -586,7 +586,7 @@
               <w:pStyle w:val="Compact"/>
             </w:pPr>
             <w:r>
-              <w:t xml:space="preserve">small_3mm</w:t>
+              <w:t xml:space="preserve">Zeiss CIRRUS HD-OCT with AngioPlex (3×3 mm)</w:t>
             </w:r>
           </w:p>
         </w:tc>
@@ -687,7 +687,7 @@
               <w:pStyle w:val="Compact"/>
             </w:pPr>
             <w:r>
-              <w:t xml:space="preserve">small</w:t>
+              <w:t xml:space="preserve">Optovue Solix (6×6 mm)</w:t>
             </w:r>
           </w:p>
         </w:tc>
@@ -782,18 +782,30 @@
       </w:tr>
     </w:tbl>
     <w:bookmarkEnd w:id="10"/>
-    <w:bookmarkStart w:id="11" w:name="X5b5b5c1f9bf6748c70013c68c009543fd552542"/>
+    <w:bookmarkStart w:id="11" w:name="c.-standardized-caliber-uniformity-score"/>
     <w:p>
       <w:pPr>
         <w:pStyle w:val="Heading2"/>
       </w:pPr>
       <w:r>
-        <w:t xml:space="preserve">C. Default Standardized Caliber Uniformity Score — locked feature cuts (NV Diameter CV; Dilated vessel fraction)</w:t>
+        <w:t xml:space="preserve">C. Standardized Caliber Uniformity Score</w:t>
       </w:r>
     </w:p>
     <w:p>
       <w:pPr>
         <w:pStyle w:val="FirstParagraph"/>
+      </w:pPr>
+      <w:r>
+        <w:rPr>
+          <w:i/>
+          <w:iCs/>
+        </w:rPr>
+        <w:t xml:space="preserve">NV Diameter CV and Dilated vessel fraction cuts</w:t>
+      </w:r>
+    </w:p>
+    <w:p>
+      <w:pPr>
+        <w:pStyle w:val="BodyText"/>
       </w:pPr>
       <w:r>
         <w:t xml:space="preserve">Score = clip(0.75·U(−NV Diameter CV) + 0.25·U(−Dilated vessel %), 0, 100), where U maps stratum min/median/max of the negated feature to 0/50/100.</w:t>
@@ -917,7 +929,7 @@
               <w:pStyle w:val="Compact"/>
             </w:pPr>
             <w:r>
-              <w:t xml:space="preserve">large (Zeiss PlexElite 9000 6×6 mm)</w:t>
+              <w:t xml:space="preserve">Zeiss PlexElite (6×6 mm)</w:t>
             </w:r>
           </w:p>
         </w:tc>
@@ -1007,7 +1019,7 @@
               <w:pStyle w:val="Compact"/>
             </w:pPr>
             <w:r>
-              <w:t xml:space="preserve">small_3mm (Zeiss CIRRUS HD AngioPlex 3×3 mm (Angiography 3x3))</w:t>
+              <w:t xml:space="preserve">Zeiss CIRRUS HD-OCT with AngioPlex (3×3 mm)</w:t>
             </w:r>
           </w:p>
         </w:tc>
@@ -1097,7 +1109,7 @@
               <w:pStyle w:val="Compact"/>
             </w:pPr>
             <w:r>
-              <w:t xml:space="preserve">small (Optovue Solix / AngioVue 6×6 mm)</w:t>
+              <w:t xml:space="preserve">Optovue Solix (6×6 mm)</w:t>
             </w:r>
           </w:p>
         </w:tc>
@@ -1181,41 +1193,7 @@
       </w:tr>
     </w:tbl>
     <w:bookmarkEnd w:id="11"/>
-    <w:bookmarkStart w:id="12" w:name="Xb6571772d00f1bb47a9c01fae81987bc78076ff"/>
-    <w:p>
-      <w:pPr>
-        <w:pStyle w:val="Heading2"/>
-      </w:pPr>
-      <w:r>
-        <w:t xml:space="preserve">D. Note on legacy PCA-based Caliber Uniformity Score</w:t>
-      </w:r>
-    </w:p>
-    <w:p>
-      <w:pPr>
-        <w:pStyle w:val="FirstParagraph"/>
-      </w:pPr>
-      <w:r>
-        <w:t xml:space="preserve">The PCA Stability Caliber composite (four radial-profile metrics) is retained only as a sensitivity / legacy comparison for inter-observer concordance and is</w:t>
-      </w:r>
-      <w:r>
-        <w:t xml:space="preserve"> </w:t>
-      </w:r>
-      <w:r>
-        <w:rPr>
-          <w:b/>
-          <w:bCs/>
-        </w:rPr>
-        <w:t xml:space="preserve">not</w:t>
-      </w:r>
-      <w:r>
-        <w:t xml:space="preserve"> </w:t>
-      </w:r>
-      <w:r>
-        <w:t xml:space="preserve">the default Caliber Uniformity endpoint in this revision.</w:t>
-      </w:r>
-    </w:p>
     <w:bookmarkEnd w:id="12"/>
-    <w:bookmarkEnd w:id="13"/>
     <w:sectPr>
       <w:footnotePr>
         <w:numRestart w:val="eachSect"/>
